--- a/nexum_proyecto_final/informe/Informe_Final_Nexum_VersionB.docx
+++ b/nexum_proyecto_final/informe/Informe_Final_Nexum_VersionB.docx
@@ -1791,7 +1791,7 @@
               <w:rPr>
                 <w:sz w:val="17"/>
               </w:rPr>
-              <w:t>Villarrica (desembolso; UF 15.000 adicionales vienen de la venta de la casa, fue</w:t>
+              <w:t>Villarrica (desembolso; UF 15.000 adicionales vienen de la venta de la casa, fuera de la cartera)</w:t>
             </w:r>
           </w:p>
         </w:tc>
@@ -2022,7 +2022,7 @@
         <w:rPr>
           <w:i w:val="0"/>
         </w:rPr>
-        <w:t>Marco: Black-Litterman parte de un prior de equilibrio de paridad de riesgo (peso inverso a la volatilidad), deriva retornos implícitos π = δΣw y los combina con dos vistas explícitas: el S&amp;P 500 rinde 6% (prima por riesgo de largo plazo) y Low-Volatility supera a commodities en 2 puntos. La optimización restringe el núcleo pasivo entre 60% y 70%. Markowitz con medias históricas se reporta solo como referencia: concentra en lo que más rindió en el pasado (ver walk-forward, sección 4.4).</w:t>
+        <w:t>Marco: Black-Litterman parte de un prior de equilibrio de paridad de riesgo (peso inverso a la volatilidad), deriva retornos implícitos π = δΣw y los combina con dos vistas explícitas: el S&amp;P 500 rinde 6% (prima por riesgo de largo plazo) y Low-Volatility supera a commodities en 2 puntos. La optimización restringe el núcleo pasivo entre 60% y 70%. Markowitz con medias históricas se reporta solo como referencia: concentra en lo que más rindió en el pasado (ver walk-forward, sección 4.3).</w:t>
       </w:r>
     </w:p>
     <w:p>
@@ -4284,7 +4284,7 @@
         <w:rPr>
           <w:i w:val="0"/>
         </w:rPr>
-        <w:t>Discusión crítica. (i) Las primas de factores se reducen fuera de muestra y después de su publicación (McLean y Pontiff, 2016), por eso los supuestos prospectivos usan primas menores a las históricas. (ii) Momentum sufre caídas abruptas cuando el mercado rebota. (iii) Low-Volatility se concentra en utilities y REITs, sensibles a tasas; en septiembre de 2026 se observó en vivo, con la tasa a 10 años en 5,3%. (iv) Momentum en commodities es sensible a sus umbrales y su universo se amplió mirando el backtest (sección 4.4): con el universo original de 3 ETF su Sharpe cae de 0,44 a 0,23. Por eso es el sleeve con menor peso.</w:t>
+        <w:t>Discusión crítica. (i) Las primas de factores se reducen fuera de muestra y después de su publicación (McLean y Pontiff, 2016), por eso los supuestos prospectivos usan primas menores a las históricas. (ii) Momentum sufre caídas abruptas cuando el mercado rebota. (iii) Low-Volatility se concentra en utilities y REITs, sensibles a tasas; en septiembre de 2026 se observó en vivo, con la tasa a 10 años en 5,3%. (iv) Momentum en commodities es sensible a sus umbrales y su universo se amplió mirando el backtest (sección 4.3): con el universo original de 3 ETF su Sharpe cae de 0,44 a 0,23. Por eso es el sleeve con menor peso.</w:t>
       </w:r>
     </w:p>
     <w:p>
@@ -9485,9 +9485,7 @@
       </w:r>
     </w:p>
     <w:p>
-      <w:pPr>
-        <w:pStyle w:val="Heading3"/>
-      </w:pPr>
+      <w:pPr/>
       <w:r>
         <w:rPr/>
         <w:t>Mismo Montecarlo (20.000 escenarios, misma semilla). En el año 50 la herencia se cumple si la cartera más la casa alcanzan USD 500.000. El precio real de la casa evoluciona entre los años 25 y 50 sin plusvalía real, con la volatilidad histórica del IPV de casas usadas del Banco Central (6,3% anual) y su correlación con la cartera; se descuenta 5% de costos de venta.</w:t>
@@ -12311,7 +12309,7 @@
               <w:rPr>
                 <w:sz w:val="15"/>
               </w:rPr>
-              <w:t>+ filtro de Sharpe con vol. 12 meses (versión vigent</w:t>
+              <w:t>+ filtro de Sharpe con vol. 12 meses (versión vigente)</w:t>
             </w:r>
           </w:p>
         </w:tc>
